--- a/output/quotes/BG-2026-0001_bien-ban-nhan-hang.docx
+++ b/output/quotes/BG-2026-0001_bien-ban-nhan-hang.docx
@@ -23,7 +23,7 @@
     </w:p>
     <w:p>
       <w:r>
-        <w:t>Hôm nay, ngày 18/05/2026, tại địa điểm giao hàng, chúng tôi gồm:</w:t>
+        <w:t>Hôm nay, ngày 18/05/2026, tại HN, chúng tôi gồm:</w:t>
       </w:r>
     </w:p>
     <w:p>
@@ -68,27 +68,27 @@
     </w:p>
     <w:p>
       <w:r>
-        <w:t>Tên: CÔNG TY CP XĂNG DẦU DẦU KHÍ NINH BÌNH</w:t>
+        <w:t>Tên: CTY TEST HD</w:t>
       </w:r>
     </w:p>
     <w:p>
       <w:r>
-        <w:t>Đại diện: Ông Quách Trọng Phụng</w:t>
+        <w:t>Đại diện: A    Chức vụ: GD</w:t>
       </w:r>
     </w:p>
     <w:p>
       <w:r>
-        <w:t>Địa chỉ: —</w:t>
+        <w:t>Địa chỉ: HN</w:t>
       </w:r>
     </w:p>
     <w:p>
       <w:r>
-        <w:t>Điện thoại: 0229.3854066</w:t>
+        <w:t>Điện thoại: —</w:t>
       </w:r>
     </w:p>
     <w:p>
       <w:r>
-        <w:t>MST: 2700275814</w:t>
+        <w:t>MST: 999888777</w:t>
       </w:r>
     </w:p>
     <w:p>
@@ -169,6 +169,58 @@
           <w:p>
             <w:r>
               <w:t>1</w:t>
+            </w:r>
+          </w:p>
+        </w:tc>
+        <w:tc>
+          <w:tcPr>
+            <w:tcW w:type="dxa" w:w="1728"/>
+          </w:tcPr>
+          <w:p>
+            <w:r>
+              <w:t>DJI Action 4 Adventure Combo</w:t>
+            </w:r>
+          </w:p>
+        </w:tc>
+        <w:tc>
+          <w:tcPr>
+            <w:tcW w:type="dxa" w:w="1728"/>
+          </w:tcPr>
+          <w:p>
+            <w:r>
+              <w:t>cái</w:t>
+            </w:r>
+          </w:p>
+        </w:tc>
+        <w:tc>
+          <w:tcPr>
+            <w:tcW w:type="dxa" w:w="1728"/>
+          </w:tcPr>
+          <w:p>
+            <w:r>
+              <w:t>1</w:t>
+            </w:r>
+          </w:p>
+        </w:tc>
+        <w:tc>
+          <w:tcPr>
+            <w:tcW w:type="dxa" w:w="1728"/>
+          </w:tcPr>
+          <w:p>
+            <w:r>
+              <w:t>Mới, nguyên đai kiện</w:t>
+            </w:r>
+          </w:p>
+        </w:tc>
+      </w:tr>
+      <w:tr>
+        <w:tc>
+          <w:tcPr>
+            <w:tcW w:type="dxa" w:w="1728"/>
+          </w:tcPr>
+          <w:p>
+            <w:r>
+              <w:t>2</w:t>
             </w:r>
           </w:p>
         </w:tc>

--- a/output/quotes/BG-2026-0001_bien-ban-nhan-hang.docx
+++ b/output/quotes/BG-2026-0001_bien-ban-nhan-hang.docx
@@ -23,7 +23,7 @@
     </w:p>
     <w:p>
       <w:r>
-        <w:t>Hôm nay, ngày 18/05/2026, tại HN, chúng tôi gồm:</w:t>
+        <w:t>Hôm nay, ngày 18/05/2026, tại Khu công nghiệp Ninh Phúc, Phường Đông Hoa Lư, Tỉnh Ninh Bình, chúng tôi gồm:</w:t>
       </w:r>
     </w:p>
     <w:p>
@@ -48,12 +48,12 @@
     </w:p>
     <w:p>
       <w:r>
-        <w:t>Điện thoại: 0974904082</w:t>
+        <w:t>Điện thoại: 0937466399 - 0974904082</w:t>
       </w:r>
     </w:p>
     <w:p>
       <w:r>
-        <w:t>Số TK: 560061277 - Ngân hàng TMCP Việt Nam Thịnh Vượng</w:t>
+        <w:t>Số TK: 0974904082 - Ngân hàng TMCP Việt Nam Thịnh Vượng</w:t>
       </w:r>
     </w:p>
     <w:p>
@@ -68,27 +68,32 @@
     </w:p>
     <w:p>
       <w:r>
-        <w:t>Tên: CTY TEST HD</w:t>
+        <w:t>Tên: CÔNG TY CP XĂNG DẦU DẦU KHÍ NINH BÌNH</w:t>
       </w:r>
     </w:p>
     <w:p>
       <w:r>
-        <w:t>Đại diện: A    Chức vụ: GD</w:t>
+        <w:t>Đại diện: Ông Quách Trọng Phụng    Chức vụ: Phó Giám đốc</w:t>
       </w:r>
     </w:p>
     <w:p>
       <w:r>
-        <w:t>Địa chỉ: HN</w:t>
+        <w:t>Địa chỉ: Khu công nghiệp Ninh Phúc, Phường Đông Hoa Lư, Tỉnh Ninh Bình</w:t>
       </w:r>
     </w:p>
     <w:p>
       <w:r>
-        <w:t>Điện thoại: —</w:t>
+        <w:t>Điện thoại: 0229.3854065</w:t>
       </w:r>
     </w:p>
     <w:p>
       <w:r>
-        <w:t>MST: 999888777</w:t>
+        <w:t>Số TK: 4830006372    Ngân hàng: BIDV chi nhánh Ninh Bình</w:t>
+      </w:r>
+    </w:p>
+    <w:p>
+      <w:r>
+        <w:t>MST: 2700275814</w:t>
       </w:r>
     </w:p>
     <w:p>
@@ -178,7 +183,7 @@
           </w:tcPr>
           <w:p>
             <w:r>
-              <w:t>DJI Action 4 Adventure Combo</w:t>
+              <w:t>Dây curoa B103</w:t>
             </w:r>
           </w:p>
         </w:tc>
@@ -198,59 +203,7 @@
           </w:tcPr>
           <w:p>
             <w:r>
-              <w:t>1</w:t>
-            </w:r>
-          </w:p>
-        </w:tc>
-        <w:tc>
-          <w:tcPr>
-            <w:tcW w:type="dxa" w:w="1728"/>
-          </w:tcPr>
-          <w:p>
-            <w:r>
-              <w:t>Mới, nguyên đai kiện</w:t>
-            </w:r>
-          </w:p>
-        </w:tc>
-      </w:tr>
-      <w:tr>
-        <w:tc>
-          <w:tcPr>
-            <w:tcW w:type="dxa" w:w="1728"/>
-          </w:tcPr>
-          <w:p>
-            <w:r>
-              <w:t>2</w:t>
-            </w:r>
-          </w:p>
-        </w:tc>
-        <w:tc>
-          <w:tcPr>
-            <w:tcW w:type="dxa" w:w="1728"/>
-          </w:tcPr>
-          <w:p>
-            <w:r>
-              <w:t>Samsung A53 6/128 Đen</w:t>
-            </w:r>
-          </w:p>
-        </w:tc>
-        <w:tc>
-          <w:tcPr>
-            <w:tcW w:type="dxa" w:w="1728"/>
-          </w:tcPr>
-          <w:p>
-            <w:r>
-              <w:t>cái</w:t>
-            </w:r>
-          </w:p>
-        </w:tc>
-        <w:tc>
-          <w:tcPr>
-            <w:tcW w:type="dxa" w:w="1728"/>
-          </w:tcPr>
-          <w:p>
-            <w:r>
-              <w:t>1</w:t>
+              <w:t>10</w:t>
             </w:r>
           </w:p>
         </w:tc>

--- a/output/quotes/BG-2026-0001_bien-ban-nhan-hang.docx
+++ b/output/quotes/BG-2026-0001_bien-ban-nhan-hang.docx
@@ -23,7 +23,7 @@
     </w:p>
     <w:p>
       <w:r>
-        <w:t>Hôm nay, ngày 18/05/2026, tại Khu công nghiệp Ninh Phúc, Phường Đông Hoa Lư, Tỉnh Ninh Bình, chúng tôi gồm:</w:t>
+        <w:t>Hôm nay, ngày 20/05/2026, tại 91 Vân Giang thành phố Ninh Bình, chúng tôi gồm:</w:t>
       </w:r>
     </w:p>
     <w:p>
@@ -33,12 +33,12 @@
     </w:p>
     <w:p>
       <w:r>
-        <w:t>Tên: CÔNG TY TNHH THƯƠNG MẠI VÀ DỊCH VỤ MITOKEN</w:t>
+        <w:t>Tên: CỬA HÀNG MINH TÂM</w:t>
       </w:r>
     </w:p>
     <w:p>
       <w:r>
-        <w:t>Đại diện: Lê Quang Anh    Chức vụ: Giám đốc</w:t>
+        <w:t>Đại diện: Tống Thị Thuỷ    Chức vụ: Chủ cửa hàng</w:t>
       </w:r>
     </w:p>
     <w:p>
@@ -58,42 +58,27 @@
     </w:p>
     <w:p>
       <w:r>
-        <w:t>MST: 2701004623</w:t>
-      </w:r>
-    </w:p>
-    <w:p>
-      <w:r>
         <w:t>BÊN NHẬN HÀNG (BÊN A):</w:t>
       </w:r>
     </w:p>
     <w:p>
       <w:r>
-        <w:t>Tên: CÔNG TY CP XĂNG DẦU DẦU KHÍ NINH BÌNH</w:t>
+        <w:t>Tên: Quang Anh Lê</w:t>
       </w:r>
     </w:p>
     <w:p>
       <w:r>
-        <w:t>Đại diện: Ông Quách Trọng Phụng    Chức vụ: Phó Giám đốc</w:t>
+        <w:t>Đại diện: Quang Anh Lê</w:t>
       </w:r>
     </w:p>
     <w:p>
       <w:r>
-        <w:t>Địa chỉ: Khu công nghiệp Ninh Phúc, Phường Đông Hoa Lư, Tỉnh Ninh Bình</w:t>
+        <w:t>Địa chỉ: 91 Vân Giang thành phố Ninh Bình</w:t>
       </w:r>
     </w:p>
     <w:p>
       <w:r>
-        <w:t>Điện thoại: 0229.3854065</w:t>
-      </w:r>
-    </w:p>
-    <w:p>
-      <w:r>
-        <w:t>Số TK: 4830006372    Ngân hàng: BIDV chi nhánh Ninh Bình</w:t>
-      </w:r>
-    </w:p>
-    <w:p>
-      <w:r>
-        <w:t>MST: 2700275814</w:t>
+        <w:t>Điện thoại: 0974904082</w:t>
       </w:r>
     </w:p>
     <w:p>
@@ -183,7 +168,7 @@
           </w:tcPr>
           <w:p>
             <w:r>
-              <w:t>Dây curoa B103</w:t>
+              <w:t>Bánh cước Hải Dương 125mm</w:t>
             </w:r>
           </w:p>
         </w:tc>
@@ -203,7 +188,163 @@
           </w:tcPr>
           <w:p>
             <w:r>
-              <w:t>10</w:t>
+              <w:t>1</w:t>
+            </w:r>
+          </w:p>
+        </w:tc>
+        <w:tc>
+          <w:tcPr>
+            <w:tcW w:type="dxa" w:w="1728"/>
+          </w:tcPr>
+          <w:p>
+            <w:r>
+              <w:t>Mới, nguyên đai kiện</w:t>
+            </w:r>
+          </w:p>
+        </w:tc>
+      </w:tr>
+      <w:tr>
+        <w:tc>
+          <w:tcPr>
+            <w:tcW w:type="dxa" w:w="1728"/>
+          </w:tcPr>
+          <w:p>
+            <w:r>
+              <w:t>2</w:t>
+            </w:r>
+          </w:p>
+        </w:tc>
+        <w:tc>
+          <w:tcPr>
+            <w:tcW w:type="dxa" w:w="1728"/>
+          </w:tcPr>
+          <w:p>
+            <w:r>
+              <w:t>Bánh cước Hải Dương 100mm</w:t>
+            </w:r>
+          </w:p>
+        </w:tc>
+        <w:tc>
+          <w:tcPr>
+            <w:tcW w:type="dxa" w:w="1728"/>
+          </w:tcPr>
+          <w:p>
+            <w:r>
+              <w:t>cái</w:t>
+            </w:r>
+          </w:p>
+        </w:tc>
+        <w:tc>
+          <w:tcPr>
+            <w:tcW w:type="dxa" w:w="1728"/>
+          </w:tcPr>
+          <w:p>
+            <w:r>
+              <w:t>1</w:t>
+            </w:r>
+          </w:p>
+        </w:tc>
+        <w:tc>
+          <w:tcPr>
+            <w:tcW w:type="dxa" w:w="1728"/>
+          </w:tcPr>
+          <w:p>
+            <w:r>
+              <w:t>Mới, nguyên đai kiện</w:t>
+            </w:r>
+          </w:p>
+        </w:tc>
+      </w:tr>
+      <w:tr>
+        <w:tc>
+          <w:tcPr>
+            <w:tcW w:type="dxa" w:w="1728"/>
+          </w:tcPr>
+          <w:p>
+            <w:r>
+              <w:t>3</w:t>
+            </w:r>
+          </w:p>
+        </w:tc>
+        <w:tc>
+          <w:tcPr>
+            <w:tcW w:type="dxa" w:w="1728"/>
+          </w:tcPr>
+          <w:p>
+            <w:r>
+              <w:t>Bánh cước Hải Dương 75mm</w:t>
+            </w:r>
+          </w:p>
+        </w:tc>
+        <w:tc>
+          <w:tcPr>
+            <w:tcW w:type="dxa" w:w="1728"/>
+          </w:tcPr>
+          <w:p>
+            <w:r>
+              <w:t>cái</w:t>
+            </w:r>
+          </w:p>
+        </w:tc>
+        <w:tc>
+          <w:tcPr>
+            <w:tcW w:type="dxa" w:w="1728"/>
+          </w:tcPr>
+          <w:p>
+            <w:r>
+              <w:t>1</w:t>
+            </w:r>
+          </w:p>
+        </w:tc>
+        <w:tc>
+          <w:tcPr>
+            <w:tcW w:type="dxa" w:w="1728"/>
+          </w:tcPr>
+          <w:p>
+            <w:r>
+              <w:t>Mới, nguyên đai kiện</w:t>
+            </w:r>
+          </w:p>
+        </w:tc>
+      </w:tr>
+      <w:tr>
+        <w:tc>
+          <w:tcPr>
+            <w:tcW w:type="dxa" w:w="1728"/>
+          </w:tcPr>
+          <w:p>
+            <w:r>
+              <w:t>4</w:t>
+            </w:r>
+          </w:p>
+        </w:tc>
+        <w:tc>
+          <w:tcPr>
+            <w:tcW w:type="dxa" w:w="1728"/>
+          </w:tcPr>
+          <w:p>
+            <w:r>
+              <w:t>Búa gò Kapusi 2kg</w:t>
+            </w:r>
+          </w:p>
+        </w:tc>
+        <w:tc>
+          <w:tcPr>
+            <w:tcW w:type="dxa" w:w="1728"/>
+          </w:tcPr>
+          <w:p>
+            <w:r>
+              <w:t>cái</w:t>
+            </w:r>
+          </w:p>
+        </w:tc>
+        <w:tc>
+          <w:tcPr>
+            <w:tcW w:type="dxa" w:w="1728"/>
+          </w:tcPr>
+          <w:p>
+            <w:r>
+              <w:t>1</w:t>
             </w:r>
           </w:p>
         </w:tc>

--- a/output/quotes/BG-2026-0001_bien-ban-nhan-hang.docx
+++ b/output/quotes/BG-2026-0001_bien-ban-nhan-hang.docx
@@ -23,7 +23,7 @@
     </w:p>
     <w:p>
       <w:r>
-        <w:t>Hôm nay, ngày 20/05/2026, tại 91 Vân Giang thành phố Ninh Bình, chúng tôi gồm:</w:t>
+        <w:t>Hôm nay, ngày 03/06/2026, tại 91 Vân Giang thành phố Ninh Bình, chúng tôi gồm:</w:t>
       </w:r>
     </w:p>
     <w:p>
@@ -168,7 +168,7 @@
           </w:tcPr>
           <w:p>
             <w:r>
-              <w:t>Bánh cước Hải Dương 125mm</w:t>
+              <w:t>Bộ Lục giác đầu bi Kapusi 9 cây</w:t>
             </w:r>
           </w:p>
         </w:tc>
@@ -178,163 +178,7 @@
           </w:tcPr>
           <w:p>
             <w:r>
-              <w:t>cái</w:t>
-            </w:r>
-          </w:p>
-        </w:tc>
-        <w:tc>
-          <w:tcPr>
-            <w:tcW w:type="dxa" w:w="1728"/>
-          </w:tcPr>
-          <w:p>
-            <w:r>
-              <w:t>1</w:t>
-            </w:r>
-          </w:p>
-        </w:tc>
-        <w:tc>
-          <w:tcPr>
-            <w:tcW w:type="dxa" w:w="1728"/>
-          </w:tcPr>
-          <w:p>
-            <w:r>
-              <w:t>Mới, nguyên đai kiện</w:t>
-            </w:r>
-          </w:p>
-        </w:tc>
-      </w:tr>
-      <w:tr>
-        <w:tc>
-          <w:tcPr>
-            <w:tcW w:type="dxa" w:w="1728"/>
-          </w:tcPr>
-          <w:p>
-            <w:r>
-              <w:t>2</w:t>
-            </w:r>
-          </w:p>
-        </w:tc>
-        <w:tc>
-          <w:tcPr>
-            <w:tcW w:type="dxa" w:w="1728"/>
-          </w:tcPr>
-          <w:p>
-            <w:r>
-              <w:t>Bánh cước Hải Dương 100mm</w:t>
-            </w:r>
-          </w:p>
-        </w:tc>
-        <w:tc>
-          <w:tcPr>
-            <w:tcW w:type="dxa" w:w="1728"/>
-          </w:tcPr>
-          <w:p>
-            <w:r>
-              <w:t>cái</w:t>
-            </w:r>
-          </w:p>
-        </w:tc>
-        <w:tc>
-          <w:tcPr>
-            <w:tcW w:type="dxa" w:w="1728"/>
-          </w:tcPr>
-          <w:p>
-            <w:r>
-              <w:t>1</w:t>
-            </w:r>
-          </w:p>
-        </w:tc>
-        <w:tc>
-          <w:tcPr>
-            <w:tcW w:type="dxa" w:w="1728"/>
-          </w:tcPr>
-          <w:p>
-            <w:r>
-              <w:t>Mới, nguyên đai kiện</w:t>
-            </w:r>
-          </w:p>
-        </w:tc>
-      </w:tr>
-      <w:tr>
-        <w:tc>
-          <w:tcPr>
-            <w:tcW w:type="dxa" w:w="1728"/>
-          </w:tcPr>
-          <w:p>
-            <w:r>
-              <w:t>3</w:t>
-            </w:r>
-          </w:p>
-        </w:tc>
-        <w:tc>
-          <w:tcPr>
-            <w:tcW w:type="dxa" w:w="1728"/>
-          </w:tcPr>
-          <w:p>
-            <w:r>
-              <w:t>Bánh cước Hải Dương 75mm</w:t>
-            </w:r>
-          </w:p>
-        </w:tc>
-        <w:tc>
-          <w:tcPr>
-            <w:tcW w:type="dxa" w:w="1728"/>
-          </w:tcPr>
-          <w:p>
-            <w:r>
-              <w:t>cái</w:t>
-            </w:r>
-          </w:p>
-        </w:tc>
-        <w:tc>
-          <w:tcPr>
-            <w:tcW w:type="dxa" w:w="1728"/>
-          </w:tcPr>
-          <w:p>
-            <w:r>
-              <w:t>1</w:t>
-            </w:r>
-          </w:p>
-        </w:tc>
-        <w:tc>
-          <w:tcPr>
-            <w:tcW w:type="dxa" w:w="1728"/>
-          </w:tcPr>
-          <w:p>
-            <w:r>
-              <w:t>Mới, nguyên đai kiện</w:t>
-            </w:r>
-          </w:p>
-        </w:tc>
-      </w:tr>
-      <w:tr>
-        <w:tc>
-          <w:tcPr>
-            <w:tcW w:type="dxa" w:w="1728"/>
-          </w:tcPr>
-          <w:p>
-            <w:r>
-              <w:t>4</w:t>
-            </w:r>
-          </w:p>
-        </w:tc>
-        <w:tc>
-          <w:tcPr>
-            <w:tcW w:type="dxa" w:w="1728"/>
-          </w:tcPr>
-          <w:p>
-            <w:r>
-              <w:t>Búa gò Kapusi 2kg</w:t>
-            </w:r>
-          </w:p>
-        </w:tc>
-        <w:tc>
-          <w:tcPr>
-            <w:tcW w:type="dxa" w:w="1728"/>
-          </w:tcPr>
-          <w:p>
-            <w:r>
-              <w:t>cái</w:t>
+              <w:t>bộ</w:t>
             </w:r>
           </w:p>
         </w:tc>
